--- a/Bunzl presentation notes.docx
+++ b/Bunzl presentation notes.docx
@@ -153,11 +153,9 @@
       <w:pPr>
         <w:pStyle w:val="NoSpacing"/>
       </w:pPr>
-      <w:proofErr w:type="spellStart"/>
       <w:r>
         <w:t>Peerset</w:t>
       </w:r>
-      <w:proofErr w:type="spellEnd"/>
     </w:p>
     <w:p>
       <w:pPr>
@@ -204,13 +202,8 @@
         <w:t xml:space="preserve"> (chems)</w:t>
       </w:r>
       <w:r>
-        <w:t xml:space="preserve">, </w:t>
-      </w:r>
-      <w:proofErr w:type="spellStart"/>
-      <w:r>
-        <w:t>Azelis</w:t>
-      </w:r>
-      <w:proofErr w:type="spellEnd"/>
+        <w:t>, Azelis</w:t>
+      </w:r>
       <w:r>
         <w:t xml:space="preserve"> (chems)</w:t>
       </w:r>
@@ -969,7 +962,10 @@
         </w:numPr>
       </w:pPr>
       <w:r>
-        <w:t>Revenue profit and COGs equally increased</w:t>
+        <w:t>Revenue profit and COGs equally</w:t>
+      </w:r>
+      <w:r>
+        <w:t xml:space="preserve"> decreased</w:t>
       </w:r>
     </w:p>
     <w:p>
@@ -981,15 +977,7 @@
         </w:numPr>
       </w:pPr>
       <w:r>
-        <w:t xml:space="preserve">Op </w:t>
-      </w:r>
-      <w:proofErr w:type="gramStart"/>
-      <w:r>
-        <w:t>profit</w:t>
-      </w:r>
-      <w:proofErr w:type="gramEnd"/>
-      <w:r>
-        <w:t xml:space="preserve"> unchanged</w:t>
+        <w:t>Op profit unchanged</w:t>
       </w:r>
     </w:p>
     <w:p>
@@ -1043,15 +1031,7 @@
         </w:numPr>
       </w:pPr>
       <w:r>
-        <w:t xml:space="preserve">Acquisition related operating costs 23.5m (3% of </w:t>
-      </w:r>
-      <w:proofErr w:type="spellStart"/>
-      <w:r>
-        <w:t>adj</w:t>
-      </w:r>
-      <w:proofErr w:type="spellEnd"/>
-      <w:r>
-        <w:t xml:space="preserve"> op profit), </w:t>
+        <w:t xml:space="preserve">Acquisition related operating costs 23.5m (3% of adj op profit), </w:t>
       </w:r>
     </w:p>
     <w:p>
@@ -1295,15 +1275,7 @@
         </w:numPr>
       </w:pPr>
       <w:r>
-        <w:t xml:space="preserve">Where </w:t>
-      </w:r>
-      <w:proofErr w:type="gramStart"/>
-      <w:r>
-        <w:t>I can</w:t>
-      </w:r>
-      <w:proofErr w:type="gramEnd"/>
-      <w:r>
-        <w:t xml:space="preserve"> add value? Pick up how many stocks?</w:t>
+        <w:t>Where I can add value? Pick up how many stocks?</w:t>
       </w:r>
     </w:p>
     <w:p>
@@ -1359,15 +1331,7 @@
         <w:pStyle w:val="NoSpacing"/>
       </w:pPr>
       <w:r>
-        <w:t xml:space="preserve">Think </w:t>
-      </w:r>
-      <w:proofErr w:type="spellStart"/>
-      <w:r>
-        <w:t>its</w:t>
-      </w:r>
-      <w:proofErr w:type="spellEnd"/>
-      <w:r>
-        <w:t xml:space="preserve"> fair</w:t>
+        <w:t>Think its fair</w:t>
       </w:r>
     </w:p>
     <w:p>
@@ -1391,16 +1355,11 @@
         <w:pStyle w:val="NoSpacing"/>
       </w:pPr>
       <w:r>
-        <w:t xml:space="preserve">If you have done the work on pricing, then </w:t>
-      </w:r>
-      <w:proofErr w:type="gramStart"/>
-      <w:r>
-        <w:t>yea</w:t>
+        <w:t>If you have done the work on pricing, then yea</w:t>
       </w:r>
       <w:r>
         <w:t>h</w:t>
       </w:r>
-      <w:proofErr w:type="gramEnd"/>
       <w:r>
         <w:t xml:space="preserve"> it makes sense</w:t>
       </w:r>
@@ -1421,15 +1380,7 @@
         <w:t>growth,</w:t>
       </w:r>
       <w:r>
-        <w:t xml:space="preserve"> half of </w:t>
-      </w:r>
-      <w:proofErr w:type="spellStart"/>
-      <w:r>
-        <w:t>ebit</w:t>
-      </w:r>
-      <w:proofErr w:type="spellEnd"/>
-      <w:r>
-        <w:t xml:space="preserve"> comes from that, and cash profile is better</w:t>
+        <w:t xml:space="preserve"> half of ebit comes from that, and cash profile is better</w:t>
       </w:r>
     </w:p>
     <w:p>
@@ -1487,15 +1438,7 @@
         <w:pStyle w:val="NoSpacing"/>
       </w:pPr>
       <w:r>
-        <w:t xml:space="preserve">We didn’t do by </w:t>
-      </w:r>
-      <w:proofErr w:type="gramStart"/>
-      <w:r>
-        <w:t>region,</w:t>
-      </w:r>
-      <w:proofErr w:type="gramEnd"/>
-      <w:r>
-        <w:t xml:space="preserve"> we broadly looked at what exposure they have on commodities</w:t>
+        <w:t>We didn’t do by region, we broadly looked at what exposure they have on commodities</w:t>
       </w:r>
     </w:p>
     <w:p>
@@ -1543,15 +1486,7 @@
         <w:pStyle w:val="NoSpacing"/>
       </w:pPr>
       <w:r>
-        <w:t xml:space="preserve">It </w:t>
-      </w:r>
-      <w:proofErr w:type="spellStart"/>
-      <w:r>
-        <w:t>kinda</w:t>
-      </w:r>
-      <w:proofErr w:type="spellEnd"/>
-      <w:r>
-        <w:t xml:space="preserve"> is their job</w:t>
+        <w:t>It kinda is their job</w:t>
       </w:r>
     </w:p>
     <w:p>
@@ -1595,45 +1530,24 @@
       <w:pPr>
         <w:pStyle w:val="NoSpacing"/>
       </w:pPr>
-      <w:proofErr w:type="gramStart"/>
-      <w:r>
-        <w:t>Generally</w:t>
-      </w:r>
-      <w:proofErr w:type="gramEnd"/>
-      <w:r>
-        <w:t xml:space="preserve"> Q1 is when pricing happened</w:t>
-      </w:r>
-    </w:p>
-    <w:p>
-      <w:pPr>
-        <w:pStyle w:val="NoSpacing"/>
-      </w:pPr>
-      <w:r>
-        <w:t xml:space="preserve">I know </w:t>
-      </w:r>
-      <w:proofErr w:type="spellStart"/>
-      <w:r>
-        <w:t>ferguson</w:t>
-      </w:r>
-      <w:proofErr w:type="spellEnd"/>
-      <w:r>
-        <w:t xml:space="preserve"> said this</w:t>
-      </w:r>
-    </w:p>
-    <w:p>
-      <w:pPr>
-        <w:pStyle w:val="NoSpacing"/>
-      </w:pPr>
-      <w:r>
-        <w:t xml:space="preserve">Don’t know if </w:t>
-      </w:r>
-      <w:proofErr w:type="spellStart"/>
-      <w:r>
-        <w:t>bunzl</w:t>
-      </w:r>
-      <w:proofErr w:type="spellEnd"/>
-      <w:r>
-        <w:t xml:space="preserve"> said it</w:t>
+      <w:r>
+        <w:t>Generally Q1 is when pricing happened</w:t>
+      </w:r>
+    </w:p>
+    <w:p>
+      <w:pPr>
+        <w:pStyle w:val="NoSpacing"/>
+      </w:pPr>
+      <w:r>
+        <w:t>I know ferguson said this</w:t>
+      </w:r>
+    </w:p>
+    <w:p>
+      <w:pPr>
+        <w:pStyle w:val="NoSpacing"/>
+      </w:pPr>
+      <w:r>
+        <w:t>Don’t know if bunzl said it</w:t>
       </w:r>
     </w:p>
     <w:p>
@@ -1661,13 +1575,8 @@
       <w:pPr>
         <w:pStyle w:val="NoSpacing"/>
       </w:pPr>
-      <w:proofErr w:type="gramStart"/>
-      <w:r>
-        <w:t>Cant</w:t>
-      </w:r>
-      <w:proofErr w:type="gramEnd"/>
-      <w:r>
-        <w:t xml:space="preserve"> hedge energy, logistics</w:t>
+      <w:r>
+        <w:t>Cant hedge energy, logistics</w:t>
       </w:r>
     </w:p>
     <w:p>
@@ -1700,13 +1609,8 @@
       <w:pPr>
         <w:pStyle w:val="NoSpacing"/>
       </w:pPr>
-      <w:proofErr w:type="gramStart"/>
-      <w:r>
-        <w:t>Basically</w:t>
-      </w:r>
-      <w:proofErr w:type="gramEnd"/>
-      <w:r>
-        <w:t xml:space="preserve"> just number 1 it had become a crowded long</w:t>
+      <w:r>
+        <w:t>Basically just number 1 it had become a crowded long</w:t>
       </w:r>
     </w:p>
     <w:p>
@@ -1797,689 +1701,577 @@
           <w:b/>
           <w:bCs/>
         </w:rPr>
-        <w:t xml:space="preserve">North </w:t>
-      </w:r>
-      <w:proofErr w:type="spellStart"/>
-      <w:r>
+        <w:t>North america</w:t>
+      </w:r>
+    </w:p>
+    <w:p>
+      <w:pPr>
+        <w:pStyle w:val="NoSpacing"/>
+      </w:pPr>
+      <w:r>
+        <w:t>Foodservice they’ve always talked about in the last 2 years as market getting more competitive</w:t>
+      </w:r>
+    </w:p>
+    <w:p>
+      <w:pPr>
+        <w:pStyle w:val="NoSpacing"/>
+      </w:pPr>
+      <w:r>
+        <w:t>The context of the stock, if you look at 5 years, they had massive sell off last year</w:t>
+      </w:r>
+    </w:p>
+    <w:p>
+      <w:pPr>
+        <w:pStyle w:val="NoSpacing"/>
+      </w:pPr>
+      <w:r>
+        <w:t>Hasn’t recovered form highs</w:t>
+      </w:r>
+    </w:p>
+    <w:p>
+      <w:pPr>
+        <w:pStyle w:val="NoSpacing"/>
+      </w:pPr>
+      <w:r>
+        <w:t>They tried to pivot, they had decentralised model so people could respond quick</w:t>
+      </w:r>
+    </w:p>
+    <w:p>
+      <w:pPr>
+        <w:pStyle w:val="NoSpacing"/>
+      </w:pPr>
+      <w:r>
+        <w:t>A lot of cusomters are small opportunistic traders and also have large national accounts</w:t>
+      </w:r>
+    </w:p>
+    <w:p>
+      <w:pPr>
+        <w:pStyle w:val="NoSpacing"/>
+      </w:pPr>
+      <w:r>
+        <w:t>To better serve large national accounts, they made everything centralised, but couldn’t respond quickly enough to opportunistic traders</w:t>
+      </w:r>
+    </w:p>
+    <w:p>
+      <w:pPr>
+        <w:pStyle w:val="NoSpacing"/>
+      </w:pPr>
+      <w:r>
+        <w:t>They have reversed that, they started to win that bak in H1, +8%</w:t>
+      </w:r>
+    </w:p>
+    <w:p>
+      <w:pPr>
+        <w:pStyle w:val="NoSpacing"/>
+      </w:pPr>
+      <w:r>
+        <w:t>They made poor decision, quickly reversed it, seems like they are started to win back</w:t>
+      </w:r>
+    </w:p>
+    <w:p>
+      <w:pPr>
+        <w:pStyle w:val="NoSpacing"/>
+      </w:pPr>
+      <w:r>
+        <w:t>The worst has passed</w:t>
+      </w:r>
+    </w:p>
+    <w:p>
+      <w:pPr>
+        <w:pStyle w:val="NoSpacing"/>
+      </w:pPr>
+      <w:r>
+        <w:t>Was a clear strategic misstep</w:t>
+      </w:r>
+    </w:p>
+    <w:p>
+      <w:pPr>
+        <w:pStyle w:val="NoSpacing"/>
+      </w:pPr>
+      <w:r>
+        <w:t>They fired guy around US business, was concentrated in foodservice</w:t>
+      </w:r>
+    </w:p>
+    <w:p>
+      <w:pPr>
+        <w:pStyle w:val="NoSpacing"/>
+      </w:pPr>
+      <w:r>
+        <w:t>Look at Sodexo for competitive, they had new CEO, the market really starting to buy recovery, shares were up 30%</w:t>
+      </w:r>
+    </w:p>
+    <w:p>
+      <w:pPr>
+        <w:pStyle w:val="NoSpacing"/>
+      </w:pPr>
+      <w:r>
+        <w:t>People starting to buy turnaround plan</w:t>
+      </w:r>
+    </w:p>
+    <w:p>
+      <w:pPr>
+        <w:pStyle w:val="NoSpacing"/>
+      </w:pPr>
+      <w:r>
+        <w:t>ISS too, a lot of that foodservice, catering, not purely distributing</w:t>
+      </w:r>
+    </w:p>
+    <w:p>
+      <w:pPr>
+        <w:pStyle w:val="NoSpacing"/>
+      </w:pPr>
+      <w:r>
+        <w:t>Seems theres a lot of competitors who are sleepy who are starting to wake up</w:t>
+      </w:r>
+    </w:p>
+    <w:p>
+      <w:pPr>
+        <w:pStyle w:val="NoSpacing"/>
+      </w:pPr>
+      <w:r>
+        <w:t>Also a big merger between two of the larger companies, but could frame as opportunity</w:t>
+      </w:r>
+    </w:p>
+    <w:p>
+      <w:pPr>
+        <w:pStyle w:val="NoSpacing"/>
+      </w:pPr>
+      <w:r>
+        <w:t>A lot of time the massive mergers huge distraction to management</w:t>
+      </w:r>
+    </w:p>
+    <w:p>
+      <w:pPr>
+        <w:pStyle w:val="NoSpacing"/>
+      </w:pPr>
+    </w:p>
+    <w:p>
+      <w:pPr>
+        <w:pStyle w:val="NoSpacing"/>
+      </w:pPr>
+    </w:p>
+    <w:p>
+      <w:pPr>
+        <w:pStyle w:val="NoSpacing"/>
         <w:rPr>
           <w:b/>
           <w:bCs/>
         </w:rPr>
-        <w:t>america</w:t>
-      </w:r>
-      <w:proofErr w:type="spellEnd"/>
-    </w:p>
-    <w:p>
-      <w:pPr>
-        <w:pStyle w:val="NoSpacing"/>
-      </w:pPr>
-      <w:r>
-        <w:t>Foodservice they’ve always talked about in the last 2 years as market getting more competitive</w:t>
-      </w:r>
-    </w:p>
-    <w:p>
-      <w:pPr>
-        <w:pStyle w:val="NoSpacing"/>
-      </w:pPr>
-      <w:r>
-        <w:t>The context of the stock, if you look at 5 years, they had massive sell off last year</w:t>
-      </w:r>
-    </w:p>
-    <w:p>
-      <w:pPr>
-        <w:pStyle w:val="NoSpacing"/>
-      </w:pPr>
-      <w:r>
-        <w:t>Hasn’t recovered form highs</w:t>
-      </w:r>
-    </w:p>
-    <w:p>
-      <w:pPr>
-        <w:pStyle w:val="NoSpacing"/>
-      </w:pPr>
-      <w:r>
-        <w:t xml:space="preserve">They tried to </w:t>
-      </w:r>
-      <w:proofErr w:type="gramStart"/>
-      <w:r>
-        <w:t>pivot,</w:t>
-      </w:r>
-      <w:proofErr w:type="gramEnd"/>
-      <w:r>
-        <w:t xml:space="preserve"> they had decentralised model so people could respond quick</w:t>
-      </w:r>
-    </w:p>
-    <w:p>
-      <w:pPr>
-        <w:pStyle w:val="NoSpacing"/>
-      </w:pPr>
-      <w:r>
-        <w:t xml:space="preserve">A lot of </w:t>
-      </w:r>
-      <w:proofErr w:type="spellStart"/>
-      <w:r>
-        <w:t>cusomters</w:t>
-      </w:r>
-      <w:proofErr w:type="spellEnd"/>
-      <w:r>
-        <w:t xml:space="preserve"> are small opportunistic traders </w:t>
-      </w:r>
-      <w:proofErr w:type="gramStart"/>
-      <w:r>
-        <w:t>and also</w:t>
-      </w:r>
-      <w:proofErr w:type="gramEnd"/>
-      <w:r>
-        <w:t xml:space="preserve"> have large national accounts</w:t>
-      </w:r>
-    </w:p>
-    <w:p>
-      <w:pPr>
-        <w:pStyle w:val="NoSpacing"/>
-      </w:pPr>
-      <w:r>
-        <w:t>To better serve large national accounts, they made everything centralised, but couldn’t respond quickly enough to opportunistic traders</w:t>
-      </w:r>
-    </w:p>
-    <w:p>
-      <w:pPr>
-        <w:pStyle w:val="NoSpacing"/>
-      </w:pPr>
-      <w:r>
-        <w:t xml:space="preserve">They have reversed that, they started to win that </w:t>
-      </w:r>
-      <w:proofErr w:type="spellStart"/>
-      <w:r>
-        <w:t>bak</w:t>
-      </w:r>
-      <w:proofErr w:type="spellEnd"/>
-      <w:r>
-        <w:t xml:space="preserve"> in H1, +8%</w:t>
-      </w:r>
-    </w:p>
-    <w:p>
-      <w:pPr>
-        <w:pStyle w:val="NoSpacing"/>
-      </w:pPr>
-      <w:r>
-        <w:t>They made poor decision, quickly reversed it, seems like they are started to win back</w:t>
-      </w:r>
-    </w:p>
-    <w:p>
-      <w:pPr>
-        <w:pStyle w:val="NoSpacing"/>
-      </w:pPr>
-      <w:r>
-        <w:t>The worst has passed</w:t>
-      </w:r>
-    </w:p>
-    <w:p>
-      <w:pPr>
-        <w:pStyle w:val="NoSpacing"/>
-      </w:pPr>
-      <w:r>
-        <w:t>Was a clear strategic misstep</w:t>
-      </w:r>
-    </w:p>
-    <w:p>
-      <w:pPr>
-        <w:pStyle w:val="NoSpacing"/>
-      </w:pPr>
-      <w:r>
-        <w:t>They fired guy around US business, was concentrated in foodservice</w:t>
-      </w:r>
-    </w:p>
-    <w:p>
-      <w:pPr>
-        <w:pStyle w:val="NoSpacing"/>
-      </w:pPr>
-      <w:r>
-        <w:t>Look at Sodexo for competitive, they had new CEO, the market really starting to buy recovery, shares were up 30%</w:t>
-      </w:r>
-    </w:p>
-    <w:p>
-      <w:pPr>
-        <w:pStyle w:val="NoSpacing"/>
-      </w:pPr>
-      <w:r>
-        <w:t>People starting to buy turnaround plan</w:t>
-      </w:r>
-    </w:p>
-    <w:p>
-      <w:pPr>
-        <w:pStyle w:val="NoSpacing"/>
-      </w:pPr>
-      <w:r>
-        <w:t>ISS too, a lot of that foodservice, catering, not purely distributing</w:t>
-      </w:r>
-    </w:p>
-    <w:p>
-      <w:pPr>
-        <w:pStyle w:val="NoSpacing"/>
-      </w:pPr>
-      <w:r>
-        <w:t xml:space="preserve">Seems </w:t>
-      </w:r>
-      <w:proofErr w:type="spellStart"/>
-      <w:r>
-        <w:t>theres</w:t>
-      </w:r>
-      <w:proofErr w:type="spellEnd"/>
-      <w:r>
-        <w:t xml:space="preserve"> a lot of competitors who are sleepy who are starting to wake up</w:t>
-      </w:r>
-    </w:p>
-    <w:p>
-      <w:pPr>
-        <w:pStyle w:val="NoSpacing"/>
-      </w:pPr>
-      <w:proofErr w:type="gramStart"/>
-      <w:r>
-        <w:t>Also</w:t>
-      </w:r>
-      <w:proofErr w:type="gramEnd"/>
-      <w:r>
-        <w:t xml:space="preserve"> a big merger between two of the larger companies, but could frame as opportunity</w:t>
-      </w:r>
-    </w:p>
-    <w:p>
-      <w:pPr>
-        <w:pStyle w:val="NoSpacing"/>
-      </w:pPr>
-      <w:r>
-        <w:t>A lot of time the massive mergers huge distraction to management</w:t>
-      </w:r>
-    </w:p>
-    <w:p>
-      <w:pPr>
-        <w:pStyle w:val="NoSpacing"/>
-      </w:pPr>
-    </w:p>
-    <w:p>
-      <w:pPr>
-        <w:pStyle w:val="NoSpacing"/>
-      </w:pPr>
-    </w:p>
-    <w:p>
-      <w:pPr>
-        <w:pStyle w:val="NoSpacing"/>
+      </w:pPr>
+      <w:r>
         <w:rPr>
           <w:b/>
           <w:bCs/>
         </w:rPr>
-      </w:pPr>
-      <w:r>
+        <w:t>Debates in other regions</w:t>
+      </w:r>
+    </w:p>
+    <w:p>
+      <w:pPr>
+        <w:pStyle w:val="NoSpacing"/>
+      </w:pPr>
+      <w:r>
+        <w:t>ROW not really</w:t>
+      </w:r>
+    </w:p>
+    <w:p>
+      <w:pPr>
+        <w:pStyle w:val="NoSpacing"/>
+      </w:pPr>
+      <w:r>
+        <w:t>International, look into France a bit, was a quite persistent headwind maybe paper deflation or something</w:t>
+      </w:r>
+    </w:p>
+    <w:p>
+      <w:pPr>
+        <w:pStyle w:val="NoSpacing"/>
+      </w:pPr>
+      <w:r>
+        <w:t>Maybe that staritng to get better</w:t>
+      </w:r>
+    </w:p>
+    <w:p>
+      <w:pPr>
+        <w:pStyle w:val="NoSpacing"/>
+      </w:pPr>
+      <w:r>
+        <w:t>UK focused on Nisbets acquisition, big one from a couple of years ago</w:t>
+      </w:r>
+    </w:p>
+    <w:p>
+      <w:pPr>
+        <w:pStyle w:val="NoSpacing"/>
+      </w:pPr>
+      <w:r>
+        <w:t>They bought it at top before UK hospitality started to seriously deteriorate</w:t>
+      </w:r>
+    </w:p>
+    <w:p>
+      <w:pPr>
+        <w:pStyle w:val="NoSpacing"/>
+      </w:pPr>
+      <w:r>
+        <w:t>They bought right before that</w:t>
+      </w:r>
+    </w:p>
+    <w:p>
+      <w:pPr>
+        <w:pStyle w:val="NoSpacing"/>
+      </w:pPr>
+      <w:r>
+        <w:t>Business that distributed to local hospitality players who are really struggling, gets some questions sometimes</w:t>
+      </w:r>
+    </w:p>
+    <w:p>
+      <w:pPr>
+        <w:pStyle w:val="NoSpacing"/>
+      </w:pPr>
+      <w:r>
+        <w:t>But done well on synergies there</w:t>
+      </w:r>
+    </w:p>
+    <w:p>
+      <w:pPr>
+        <w:pStyle w:val="NoSpacing"/>
+      </w:pPr>
+      <w:r>
+        <w:t>Everyone focused on pricing, and trying to get edge on pricing</w:t>
+      </w:r>
+    </w:p>
+    <w:p>
+      <w:pPr>
+        <w:pStyle w:val="NoSpacing"/>
+      </w:pPr>
+    </w:p>
+    <w:p>
+      <w:pPr>
+        <w:pStyle w:val="NoSpacing"/>
+      </w:pPr>
+      <w:r>
+        <w:t>We don’t get huge amount of interactions</w:t>
+      </w:r>
+    </w:p>
+    <w:p>
+      <w:pPr>
+        <w:pStyle w:val="NoSpacing"/>
+      </w:pPr>
+      <w:r>
+        <w:t>We have never had any interactions or opinion on it for 3 years</w:t>
+      </w:r>
+    </w:p>
+    <w:p>
+      <w:pPr>
+        <w:pStyle w:val="NoSpacing"/>
+      </w:pPr>
+    </w:p>
+    <w:p>
+      <w:pPr>
+        <w:pStyle w:val="NoSpacing"/>
+      </w:pPr>
+      <w:r>
+        <w:t>A lot of other questions are what activists want to do</w:t>
+      </w:r>
+    </w:p>
+    <w:p>
+      <w:pPr>
+        <w:pStyle w:val="NoSpacing"/>
+      </w:pPr>
+      <w:r>
+        <w:lastRenderedPageBreak/>
+        <w:t>We get questions on whether CEO needs to change</w:t>
+      </w:r>
+    </w:p>
+    <w:p>
+      <w:pPr>
+        <w:pStyle w:val="NoSpacing"/>
+      </w:pPr>
+      <w:r>
+        <w:t>CEO has been there 10 years</w:t>
+      </w:r>
+    </w:p>
+    <w:p>
+      <w:pPr>
+        <w:pStyle w:val="NoSpacing"/>
+      </w:pPr>
+      <w:r>
+        <w:t>Huge strategic misstep in US, completely blamed US leadership, lots are not a fan</w:t>
+      </w:r>
+    </w:p>
+    <w:p>
+      <w:pPr>
+        <w:pStyle w:val="NoSpacing"/>
+      </w:pPr>
+    </w:p>
+    <w:p>
+      <w:pPr>
+        <w:pStyle w:val="NoSpacing"/>
+      </w:pPr>
+    </w:p>
+    <w:p>
+      <w:pPr>
+        <w:pStyle w:val="NoSpacing"/>
+      </w:pPr>
+    </w:p>
+    <w:p>
+      <w:pPr>
+        <w:pStyle w:val="NoSpacing"/>
         <w:rPr>
           <w:b/>
           <w:bCs/>
         </w:rPr>
-        <w:t>Debates in other regions</w:t>
-      </w:r>
-    </w:p>
-    <w:p>
-      <w:pPr>
-        <w:pStyle w:val="NoSpacing"/>
-      </w:pPr>
-      <w:r>
-        <w:t>ROW not really</w:t>
-      </w:r>
-    </w:p>
-    <w:p>
-      <w:pPr>
-        <w:pStyle w:val="NoSpacing"/>
-      </w:pPr>
-      <w:r>
-        <w:t xml:space="preserve">International, </w:t>
-      </w:r>
-      <w:proofErr w:type="gramStart"/>
-      <w:r>
-        <w:t>look into</w:t>
-      </w:r>
-      <w:proofErr w:type="gramEnd"/>
-      <w:r>
-        <w:t xml:space="preserve"> France a bit, was a quite persistent headwind maybe paper deflation or something</w:t>
-      </w:r>
-    </w:p>
-    <w:p>
-      <w:pPr>
-        <w:pStyle w:val="NoSpacing"/>
-      </w:pPr>
-      <w:r>
-        <w:t xml:space="preserve">Maybe that </w:t>
-      </w:r>
-      <w:proofErr w:type="spellStart"/>
-      <w:r>
-        <w:t>staritng</w:t>
-      </w:r>
-      <w:proofErr w:type="spellEnd"/>
-      <w:r>
-        <w:t xml:space="preserve"> to get better</w:t>
-      </w:r>
-    </w:p>
-    <w:p>
-      <w:pPr>
-        <w:pStyle w:val="NoSpacing"/>
-      </w:pPr>
-      <w:r>
-        <w:t>UK focused on Nisbets acquisition, big one from a couple of years ago</w:t>
-      </w:r>
-    </w:p>
-    <w:p>
-      <w:pPr>
-        <w:pStyle w:val="NoSpacing"/>
-      </w:pPr>
-      <w:r>
-        <w:t>They bought it at top before UK hospitality started to seriously deteriorate</w:t>
-      </w:r>
-    </w:p>
-    <w:p>
-      <w:pPr>
-        <w:pStyle w:val="NoSpacing"/>
-      </w:pPr>
-      <w:r>
-        <w:t>They bought right before that</w:t>
-      </w:r>
-    </w:p>
-    <w:p>
-      <w:pPr>
-        <w:pStyle w:val="NoSpacing"/>
-      </w:pPr>
-      <w:r>
-        <w:t>Business that distributed to local hospitality players who are really struggling, gets some questions sometimes</w:t>
-      </w:r>
-    </w:p>
-    <w:p>
-      <w:pPr>
-        <w:pStyle w:val="NoSpacing"/>
-      </w:pPr>
-      <w:r>
-        <w:t>But done well on synergies there</w:t>
-      </w:r>
-    </w:p>
-    <w:p>
-      <w:pPr>
-        <w:pStyle w:val="NoSpacing"/>
-      </w:pPr>
-      <w:r>
-        <w:t>Everyone focused on pricing, and trying to get edge on pricing</w:t>
-      </w:r>
-    </w:p>
-    <w:p>
-      <w:pPr>
-        <w:pStyle w:val="NoSpacing"/>
-      </w:pPr>
-    </w:p>
-    <w:p>
-      <w:pPr>
-        <w:pStyle w:val="NoSpacing"/>
-      </w:pPr>
-      <w:r>
-        <w:t>We don’t get huge amount of interactions</w:t>
-      </w:r>
-    </w:p>
-    <w:p>
-      <w:pPr>
-        <w:pStyle w:val="NoSpacing"/>
-      </w:pPr>
-      <w:r>
-        <w:t>We have never had any interactions or opinion on it for 3 years</w:t>
-      </w:r>
-    </w:p>
-    <w:p>
-      <w:pPr>
-        <w:pStyle w:val="NoSpacing"/>
-      </w:pPr>
-    </w:p>
-    <w:p>
-      <w:pPr>
-        <w:pStyle w:val="NoSpacing"/>
-      </w:pPr>
-      <w:r>
-        <w:t>A lot of other questions are what activists want to do</w:t>
-      </w:r>
-    </w:p>
-    <w:p>
-      <w:pPr>
-        <w:pStyle w:val="NoSpacing"/>
-      </w:pPr>
-      <w:r>
-        <w:lastRenderedPageBreak/>
-        <w:t>We get questions on whether CEO needs to change</w:t>
-      </w:r>
-    </w:p>
-    <w:p>
-      <w:pPr>
-        <w:pStyle w:val="NoSpacing"/>
-      </w:pPr>
-      <w:r>
-        <w:t>CEO has been there 10 years</w:t>
-      </w:r>
-    </w:p>
-    <w:p>
-      <w:pPr>
-        <w:pStyle w:val="NoSpacing"/>
-      </w:pPr>
-      <w:r>
-        <w:t>Huge strategic misstep in US, completely blamed US leadership, lots are not a fan</w:t>
-      </w:r>
-    </w:p>
-    <w:p>
-      <w:pPr>
-        <w:pStyle w:val="NoSpacing"/>
-      </w:pPr>
-    </w:p>
-    <w:p>
-      <w:pPr>
-        <w:pStyle w:val="NoSpacing"/>
-      </w:pPr>
-    </w:p>
-    <w:p>
-      <w:pPr>
-        <w:pStyle w:val="NoSpacing"/>
-      </w:pPr>
-    </w:p>
-    <w:p>
-      <w:pPr>
-        <w:pStyle w:val="NoSpacing"/>
+      </w:pPr>
+      <w:r>
         <w:rPr>
           <w:b/>
           <w:bCs/>
         </w:rPr>
-      </w:pPr>
-      <w:r>
+        <w:t>M&amp;A improve?</w:t>
+      </w:r>
+    </w:p>
+    <w:p>
+      <w:pPr>
+        <w:pStyle w:val="NoSpacing"/>
+      </w:pPr>
+      <w:r>
+        <w:t>Not a massive catalyst</w:t>
+      </w:r>
+    </w:p>
+    <w:p>
+      <w:pPr>
+        <w:pStyle w:val="NoSpacing"/>
+      </w:pPr>
+      <w:r>
+        <w:t>When theres no M&amp;A, you are just doing LSD topline</w:t>
+      </w:r>
+    </w:p>
+    <w:p>
+      <w:pPr>
+        <w:pStyle w:val="NoSpacing"/>
+      </w:pPr>
+      <w:r>
+        <w:t>Maybe you can squeeze a little margin</w:t>
+      </w:r>
+    </w:p>
+    <w:p>
+      <w:pPr>
+        <w:pStyle w:val="NoSpacing"/>
+      </w:pPr>
+      <w:r>
+        <w:t>But not getting fast earnings growth</w:t>
+      </w:r>
+    </w:p>
+    <w:p>
+      <w:pPr>
+        <w:pStyle w:val="NoSpacing"/>
+      </w:pPr>
+      <w:r>
+        <w:t>So moment you get momentum on bolt ons, youll get faster earnings growth</w:t>
+      </w:r>
+    </w:p>
+    <w:p>
+      <w:pPr>
+        <w:pStyle w:val="NoSpacing"/>
+      </w:pPr>
+      <w:r>
+        <w:t>They just don’t really like SBBs for some reason</w:t>
+      </w:r>
+    </w:p>
+    <w:p>
+      <w:pPr>
+        <w:pStyle w:val="NoSpacing"/>
+      </w:pPr>
+      <w:r>
+        <w:t>They never push too aggressively for SBBs, they want to leave enough for M&amp;A</w:t>
+      </w:r>
+    </w:p>
+    <w:p>
+      <w:pPr>
+        <w:pStyle w:val="NoSpacing"/>
+      </w:pPr>
+      <w:r>
+        <w:t xml:space="preserve">So you don’t </w:t>
+      </w:r>
+    </w:p>
+    <w:p>
+      <w:pPr>
+        <w:pStyle w:val="NoSpacing"/>
+      </w:pPr>
+    </w:p>
+    <w:p>
+      <w:pPr>
+        <w:pStyle w:val="NoSpacing"/>
+      </w:pPr>
+    </w:p>
+    <w:p>
+      <w:pPr>
+        <w:pStyle w:val="NoSpacing"/>
         <w:rPr>
           <w:b/>
           <w:bCs/>
         </w:rPr>
-        <w:t>M&amp;A improve?</w:t>
-      </w:r>
-    </w:p>
-    <w:p>
-      <w:pPr>
-        <w:pStyle w:val="NoSpacing"/>
-      </w:pPr>
-      <w:r>
-        <w:t>Not a massive catalyst</w:t>
-      </w:r>
-    </w:p>
-    <w:p>
-      <w:pPr>
-        <w:pStyle w:val="NoSpacing"/>
-      </w:pPr>
-      <w:r>
-        <w:t xml:space="preserve">When </w:t>
-      </w:r>
-      <w:proofErr w:type="spellStart"/>
-      <w:r>
-        <w:t>theres</w:t>
-      </w:r>
-      <w:proofErr w:type="spellEnd"/>
-      <w:r>
-        <w:t xml:space="preserve"> no M&amp;A, you are just doing LSD topline</w:t>
-      </w:r>
-    </w:p>
-    <w:p>
-      <w:pPr>
-        <w:pStyle w:val="NoSpacing"/>
-      </w:pPr>
-      <w:r>
-        <w:t>Maybe you can squeeze a little margin</w:t>
-      </w:r>
-    </w:p>
-    <w:p>
-      <w:pPr>
-        <w:pStyle w:val="NoSpacing"/>
-      </w:pPr>
-      <w:r>
-        <w:t>But not getting fast earnings growth</w:t>
-      </w:r>
-    </w:p>
-    <w:p>
-      <w:pPr>
-        <w:pStyle w:val="NoSpacing"/>
-      </w:pPr>
-      <w:proofErr w:type="gramStart"/>
-      <w:r>
-        <w:t>So</w:t>
-      </w:r>
-      <w:proofErr w:type="gramEnd"/>
-      <w:r>
-        <w:t xml:space="preserve"> moment you get momentum on bolt </w:t>
-      </w:r>
-      <w:proofErr w:type="spellStart"/>
-      <w:r>
-        <w:t>ons</w:t>
-      </w:r>
-      <w:proofErr w:type="spellEnd"/>
-      <w:r>
-        <w:t xml:space="preserve">, </w:t>
-      </w:r>
-      <w:proofErr w:type="spellStart"/>
-      <w:r>
-        <w:t>youll</w:t>
-      </w:r>
-      <w:proofErr w:type="spellEnd"/>
-      <w:r>
-        <w:t xml:space="preserve"> get faster earnings growth</w:t>
-      </w:r>
-    </w:p>
-    <w:p>
-      <w:pPr>
-        <w:pStyle w:val="NoSpacing"/>
-      </w:pPr>
-      <w:r>
-        <w:t>They just don’t really like SBBs for some reason</w:t>
-      </w:r>
-    </w:p>
-    <w:p>
-      <w:pPr>
-        <w:pStyle w:val="NoSpacing"/>
-      </w:pPr>
-      <w:r>
-        <w:t>They never push too aggressively for SBBs, they want to leave enough for M&amp;A</w:t>
-      </w:r>
-    </w:p>
-    <w:p>
-      <w:pPr>
-        <w:pStyle w:val="NoSpacing"/>
-      </w:pPr>
-      <w:proofErr w:type="gramStart"/>
-      <w:r>
-        <w:t>So</w:t>
-      </w:r>
-      <w:proofErr w:type="gramEnd"/>
-      <w:r>
-        <w:t xml:space="preserve"> you don’t </w:t>
-      </w:r>
-    </w:p>
-    <w:p>
-      <w:pPr>
-        <w:pStyle w:val="NoSpacing"/>
-      </w:pPr>
-    </w:p>
-    <w:p>
-      <w:pPr>
-        <w:pStyle w:val="NoSpacing"/>
-      </w:pPr>
-    </w:p>
-    <w:p>
-      <w:pPr>
-        <w:pStyle w:val="NoSpacing"/>
+      </w:pPr>
+      <w:r>
         <w:rPr>
           <w:b/>
           <w:bCs/>
         </w:rPr>
-      </w:pPr>
-      <w:r>
+        <w:t>Structural challenges</w:t>
+      </w:r>
+    </w:p>
+    <w:p>
+      <w:pPr>
+        <w:pStyle w:val="NoSpacing"/>
+      </w:pPr>
+      <w:r>
+        <w:t>People just look at it as GDP proxy that benefits when inflation is higher</w:t>
+      </w:r>
+    </w:p>
+    <w:p>
+      <w:pPr>
+        <w:pStyle w:val="NoSpacing"/>
+      </w:pPr>
+      <w:r>
+        <w:t>One angle you can sell is increasing mix to more structural growth markets</w:t>
+      </w:r>
+    </w:p>
+    <w:p>
+      <w:pPr>
+        <w:pStyle w:val="NoSpacing"/>
+      </w:pPr>
+      <w:r>
+        <w:t>Such as cleaning, hygiene is not just GDP</w:t>
+      </w:r>
+    </w:p>
+    <w:p>
+      <w:pPr>
+        <w:pStyle w:val="NoSpacing"/>
+      </w:pPr>
+      <w:r>
+        <w:t>You have more regulations in post covid world, more regulatory, stricter standards, how regular kitchens being cleaned</w:t>
+      </w:r>
+    </w:p>
+    <w:p>
+      <w:pPr>
+        <w:pStyle w:val="NoSpacing"/>
+      </w:pPr>
+      <w:r>
+        <w:t>Increasing safety exposure, regulatory is never going to make them less safe, more protection equipment</w:t>
+      </w:r>
+    </w:p>
+    <w:p>
+      <w:pPr>
+        <w:pStyle w:val="NoSpacing"/>
+      </w:pPr>
+      <w:r>
+        <w:t>Healthcare also good</w:t>
+      </w:r>
+    </w:p>
+    <w:p>
+      <w:pPr>
+        <w:pStyle w:val="NoSpacing"/>
+      </w:pPr>
+      <w:r>
+        <w:t>Healthcare, safety, hygiene, have some structural behind them ahead of GDP, over time mix should shift a tiny bit</w:t>
+      </w:r>
+    </w:p>
+    <w:p>
+      <w:pPr>
+        <w:pStyle w:val="NoSpacing"/>
+      </w:pPr>
+      <w:r>
+        <w:t>Over time get closer to GDP plus</w:t>
+      </w:r>
+    </w:p>
+    <w:p>
+      <w:pPr>
+        <w:pStyle w:val="NoSpacing"/>
+      </w:pPr>
+      <w:r>
+        <w:t>I wonder if they will ever divert retail</w:t>
+      </w:r>
+    </w:p>
+    <w:p>
+      <w:pPr>
+        <w:pStyle w:val="NoSpacing"/>
+      </w:pPr>
+      <w:r>
+        <w:t>Retail is just flat for them</w:t>
+      </w:r>
+    </w:p>
+    <w:p>
+      <w:pPr>
+        <w:pStyle w:val="NoSpacing"/>
+      </w:pPr>
+      <w:r>
+        <w:t>If they can dispose and redistribute capital into better mix, higher margin, might structurally change it</w:t>
+      </w:r>
+    </w:p>
+    <w:p>
+      <w:pPr>
+        <w:pStyle w:val="NoSpacing"/>
+      </w:pPr>
+      <w:r>
+        <w:t xml:space="preserve">Not debate </w:t>
+      </w:r>
+      <w:r>
+        <w:t>or anything</w:t>
+      </w:r>
+    </w:p>
+    <w:p>
+      <w:pPr>
+        <w:pStyle w:val="NoSpacing"/>
+      </w:pPr>
+    </w:p>
+    <w:p>
+      <w:pPr>
+        <w:pStyle w:val="NoSpacing"/>
+      </w:pPr>
+      <w:r>
+        <w:t>Own brand comes up sometimes</w:t>
+      </w:r>
+    </w:p>
+    <w:p>
+      <w:pPr>
+        <w:pStyle w:val="NoSpacing"/>
+      </w:pPr>
+      <w:r>
+        <w:t>They have been trying to increase exposure to</w:t>
+      </w:r>
+    </w:p>
+    <w:p>
+      <w:pPr>
+        <w:pStyle w:val="NoSpacing"/>
+      </w:pPr>
+      <w:r>
+        <w:t>You have to be careful as you are competing with own suppliers</w:t>
+      </w:r>
+    </w:p>
+    <w:p>
+      <w:pPr>
+        <w:pStyle w:val="NoSpacing"/>
+      </w:pPr>
+      <w:r>
+        <w:t>Much higher gross margin, over time as they increase penetration of own brand, it is accretive to own margin, 20% of portfolio</w:t>
+      </w:r>
+    </w:p>
+    <w:p>
+      <w:pPr>
+        <w:pStyle w:val="NoSpacing"/>
+      </w:pPr>
+    </w:p>
+    <w:p>
+      <w:pPr>
+        <w:pStyle w:val="NoSpacing"/>
         <w:rPr>
           <w:b/>
           <w:bCs/>
         </w:rPr>
-        <w:t>Structural challenges</w:t>
-      </w:r>
-    </w:p>
-    <w:p>
-      <w:pPr>
-        <w:pStyle w:val="NoSpacing"/>
-      </w:pPr>
-      <w:r>
-        <w:t>People just look at it as GDP proxy that benefits when inflation is higher</w:t>
-      </w:r>
-    </w:p>
-    <w:p>
-      <w:pPr>
-        <w:pStyle w:val="NoSpacing"/>
-      </w:pPr>
-      <w:r>
-        <w:t>One angle you can sell is increasing mix to more structural growth markets</w:t>
-      </w:r>
-    </w:p>
-    <w:p>
-      <w:pPr>
-        <w:pStyle w:val="NoSpacing"/>
-      </w:pPr>
-      <w:r>
-        <w:t>Such as cleaning, hygiene is not just GDP</w:t>
-      </w:r>
-    </w:p>
-    <w:p>
-      <w:pPr>
-        <w:pStyle w:val="NoSpacing"/>
-      </w:pPr>
-      <w:r>
-        <w:t>You have more regulations in post covid world, more regulatory, stricter standards, how regular kitchens being cleaned</w:t>
-      </w:r>
-    </w:p>
-    <w:p>
-      <w:pPr>
-        <w:pStyle w:val="NoSpacing"/>
-      </w:pPr>
-      <w:r>
-        <w:t>Increasing safety exposure, regulatory is never going to make them less safe, more protection equipment</w:t>
-      </w:r>
-    </w:p>
-    <w:p>
-      <w:pPr>
-        <w:pStyle w:val="NoSpacing"/>
-      </w:pPr>
-      <w:r>
-        <w:t>Healthcare also good</w:t>
-      </w:r>
-    </w:p>
-    <w:p>
-      <w:pPr>
-        <w:pStyle w:val="NoSpacing"/>
-      </w:pPr>
-      <w:r>
-        <w:t>Healthcare, safety, hygiene, have some structural behind them ahead of GDP, over time mix should shift a tiny bit</w:t>
-      </w:r>
-    </w:p>
-    <w:p>
-      <w:pPr>
-        <w:pStyle w:val="NoSpacing"/>
-      </w:pPr>
-      <w:r>
-        <w:t>Over time get closer to GDP plus</w:t>
-      </w:r>
-    </w:p>
-    <w:p>
-      <w:pPr>
-        <w:pStyle w:val="NoSpacing"/>
-      </w:pPr>
-      <w:r>
-        <w:t>I wonder if they will ever divert retail</w:t>
-      </w:r>
-    </w:p>
-    <w:p>
-      <w:pPr>
-        <w:pStyle w:val="NoSpacing"/>
-      </w:pPr>
-      <w:r>
-        <w:t>Retail is just flat for them</w:t>
-      </w:r>
-    </w:p>
-    <w:p>
-      <w:pPr>
-        <w:pStyle w:val="NoSpacing"/>
-      </w:pPr>
-      <w:r>
-        <w:t>If they can dispose and redistribute capital into better mix, higher margin, might structurally change it</w:t>
-      </w:r>
-    </w:p>
-    <w:p>
-      <w:pPr>
-        <w:pStyle w:val="NoSpacing"/>
-      </w:pPr>
-      <w:r>
-        <w:t xml:space="preserve">Not debate </w:t>
-      </w:r>
-      <w:r>
-        <w:t>or anything</w:t>
-      </w:r>
-    </w:p>
-    <w:p>
-      <w:pPr>
-        <w:pStyle w:val="NoSpacing"/>
-      </w:pPr>
-    </w:p>
-    <w:p>
-      <w:pPr>
-        <w:pStyle w:val="NoSpacing"/>
-      </w:pPr>
-      <w:r>
-        <w:t>Own brand comes up sometimes</w:t>
-      </w:r>
-    </w:p>
-    <w:p>
-      <w:pPr>
-        <w:pStyle w:val="NoSpacing"/>
-      </w:pPr>
-      <w:r>
-        <w:t>They have been trying to increase exposure to</w:t>
-      </w:r>
-    </w:p>
-    <w:p>
-      <w:pPr>
-        <w:pStyle w:val="NoSpacing"/>
-      </w:pPr>
-      <w:r>
-        <w:t xml:space="preserve">You </w:t>
-      </w:r>
-      <w:proofErr w:type="gramStart"/>
-      <w:r>
-        <w:t>have to</w:t>
-      </w:r>
-      <w:proofErr w:type="gramEnd"/>
-      <w:r>
-        <w:t xml:space="preserve"> be careful as you are competing with own suppliers</w:t>
-      </w:r>
-    </w:p>
-    <w:p>
-      <w:pPr>
-        <w:pStyle w:val="NoSpacing"/>
-      </w:pPr>
-      <w:r>
-        <w:t>Much higher gross margin, over time as they increase penetration of own brand, it is accretive to own margin, 20% of portfolio</w:t>
-      </w:r>
-    </w:p>
-    <w:p>
-      <w:pPr>
-        <w:pStyle w:val="NoSpacing"/>
-      </w:pPr>
-    </w:p>
-    <w:p>
-      <w:pPr>
-        <w:pStyle w:val="NoSpacing"/>
+      </w:pPr>
+      <w:r>
         <w:rPr>
           <w:b/>
           <w:bCs/>
         </w:rPr>
-      </w:pPr>
-      <w:r>
-        <w:rPr>
-          <w:b/>
-          <w:bCs/>
-        </w:rPr>
         <w:t>Peers?</w:t>
       </w:r>
     </w:p>
@@ -2496,21 +2288,8 @@
         <w:pStyle w:val="NoSpacing"/>
       </w:pPr>
       <w:r>
-        <w:t xml:space="preserve">It is also distributor, but they are DD organic, EBIT </w:t>
-      </w:r>
-      <w:proofErr w:type="spellStart"/>
-      <w:r>
-        <w:t>marigns</w:t>
-      </w:r>
-      <w:proofErr w:type="spellEnd"/>
-      <w:r>
-        <w:t xml:space="preserve"> 23% vs </w:t>
-      </w:r>
-      <w:proofErr w:type="spellStart"/>
-      <w:r>
-        <w:t>bunzl</w:t>
-      </w:r>
-      <w:proofErr w:type="spellEnd"/>
+        <w:t>It is also distributor, but they are DD organic, EBIT marigns 23% vs bunzl</w:t>
+      </w:r>
     </w:p>
     <w:p>
       <w:pPr>
@@ -2525,15 +2304,7 @@
         <w:pStyle w:val="NoSpacing"/>
       </w:pPr>
       <w:r>
-        <w:t xml:space="preserve">Comps </w:t>
-      </w:r>
-      <w:proofErr w:type="gramStart"/>
-      <w:r>
-        <w:t>is</w:t>
-      </w:r>
-      <w:proofErr w:type="gramEnd"/>
-      <w:r>
-        <w:t xml:space="preserve"> difficult</w:t>
+        <w:t>Comps is difficult</w:t>
       </w:r>
     </w:p>
     <w:p>
@@ -2558,39 +2329,15 @@
         <w:pStyle w:val="NoSpacing"/>
       </w:pPr>
       <w:r>
-        <w:t xml:space="preserve">Travis </w:t>
-      </w:r>
-      <w:proofErr w:type="spellStart"/>
-      <w:r>
-        <w:t>perkins</w:t>
-      </w:r>
-      <w:proofErr w:type="spellEnd"/>
-      <w:r>
-        <w:t xml:space="preserve"> and </w:t>
-      </w:r>
-      <w:proofErr w:type="spellStart"/>
-      <w:r>
-        <w:t>ferguson</w:t>
-      </w:r>
-      <w:proofErr w:type="spellEnd"/>
-      <w:r>
-        <w:t xml:space="preserve"> geared to construction, quite cyclical</w:t>
-      </w:r>
-    </w:p>
-    <w:p>
-      <w:pPr>
-        <w:pStyle w:val="NoSpacing"/>
-      </w:pPr>
-      <w:r>
-        <w:t xml:space="preserve">Other business services, look at similar margin </w:t>
-      </w:r>
-      <w:proofErr w:type="spellStart"/>
-      <w:r>
-        <w:t>rofiles</w:t>
-      </w:r>
-      <w:proofErr w:type="spellEnd"/>
-      <w:r>
-        <w:t>, similar growth, like ISS, they have some foodservice exposure</w:t>
+        <w:t>Travis perkins and ferguson geared to construction, quite cyclical</w:t>
+      </w:r>
+    </w:p>
+    <w:p>
+      <w:pPr>
+        <w:pStyle w:val="NoSpacing"/>
+      </w:pPr>
+      <w:r>
+        <w:t>Other business services, look at similar margin rofiles, similar growth, like ISS, they have some foodservice exposure</w:t>
       </w:r>
     </w:p>
     <w:p>
